--- a/docs/materiales/documentos/a1a-metodologia/index.docx
+++ b/docs/materiales/documentos/a1a-metodologia/index.docx
@@ -60,7 +60,7 @@
         </w:p>
       </w:sdtContent>
     </w:sdt>
-    <w:bookmarkStart w:id="24" w:name="resumen-ejecutivo"/>
+    <w:bookmarkStart w:id="18" w:name="resumen-ejecutivo"/>
     <w:p>
       <w:pPr>
         <w:pStyle w:val="Heading1"/>
@@ -219,8 +219,8 @@
         <w:t xml:space="preserve">El documento describe, para cada actividad, las preguntas que responde, los métodos, las fuentes, los productos y los criterios de calidad, y precisa los límites del enfoque.</w:t>
       </w:r>
     </w:p>
-    <w:bookmarkEnd w:id="24"/>
-    <w:bookmarkStart w:id="25" w:name="lista-de-cuadros-y-figuras"/>
+    <w:bookmarkEnd w:id="18"/>
+    <w:bookmarkStart w:id="19" w:name="lista-de-cuadros-y-figuras"/>
     <w:p>
       <w:pPr>
         <w:pStyle w:val="Heading1"/>
@@ -453,8 +453,8 @@
         <w:t xml:space="preserve">: Encadenamiento de las actividades de la consultoría</w:t>
       </w:r>
     </w:p>
-    <w:bookmarkEnd w:id="25"/>
-    <w:bookmarkStart w:id="26" w:name="introducción"/>
+    <w:bookmarkEnd w:id="19"/>
+    <w:bookmarkStart w:id="20" w:name="introducción"/>
     <w:p>
       <w:pPr>
         <w:pStyle w:val="Heading1"/>
@@ -496,8 +496,8 @@
         <w:t xml:space="preserve">Este documento responde a la primera parte de la Actividad 1, que pide desarrollar un plan de trabajo y una metodología. Es la guía de método para las tres actividades. El plan de trabajo y el análisis sectorial se presentan en documentos separados. Se dirige a la CEPAL y a MiAMBIENTE como contrapartes, y a los actores del sector público, el sistema financiero, el sector privado, la academia y la sociedad civil que participarán en las consultas.</w:t>
       </w:r>
     </w:p>
-    <w:bookmarkEnd w:id="26"/>
-    <w:bookmarkStart w:id="29" w:name="objetivos"/>
+    <w:bookmarkEnd w:id="20"/>
+    <w:bookmarkStart w:id="23" w:name="objetivos"/>
     <w:p>
       <w:pPr>
         <w:pStyle w:val="Heading1"/>
@@ -506,7 +506,7 @@
         <w:t xml:space="preserve">2. Objetivos</w:t>
       </w:r>
     </w:p>
-    <w:bookmarkStart w:id="27" w:name="objetivo-de-la-consultoría"/>
+    <w:bookmarkStart w:id="21" w:name="objetivo-de-la-consultoría"/>
     <w:p>
       <w:pPr>
         <w:pStyle w:val="Heading2"/>
@@ -523,8 +523,8 @@
         <w:t xml:space="preserve">Desarrollar instrumentos económicos para aumentar los flujos de recursos hacia la economía circular y potenciar inversiones en iniciativas de circularidad, incluyendo los modelos de REP.</w:t>
       </w:r>
     </w:p>
-    <w:bookmarkEnd w:id="27"/>
-    <w:bookmarkStart w:id="28" w:name="objetivos-de-este-documento"/>
+    <w:bookmarkEnd w:id="21"/>
+    <w:bookmarkStart w:id="22" w:name="objetivos-de-este-documento"/>
     <w:p>
       <w:pPr>
         <w:pStyle w:val="Heading2"/>
@@ -581,9 +581,9 @@
         <w:t xml:space="preserve">Describir la participación de actores y la validación de los resultados.</w:t>
       </w:r>
     </w:p>
-    <w:bookmarkEnd w:id="28"/>
-    <w:bookmarkEnd w:id="29"/>
-    <w:bookmarkStart w:id="32" w:name="antecedentes"/>
+    <w:bookmarkEnd w:id="22"/>
+    <w:bookmarkEnd w:id="23"/>
+    <w:bookmarkStart w:id="26" w:name="antecedentes"/>
     <w:p>
       <w:pPr>
         <w:pStyle w:val="Heading1"/>
@@ -592,7 +592,7 @@
         <w:t xml:space="preserve">3. Antecedentes</w:t>
       </w:r>
     </w:p>
-    <w:bookmarkStart w:id="30" w:name="marco-legal-y-de-política"/>
+    <w:bookmarkStart w:id="24" w:name="marco-legal-y-de-política"/>
     <w:p>
       <w:pPr>
         <w:pStyle w:val="Heading2"/>
@@ -747,8 +747,8 @@
         <w:t xml:space="preserve">.</w:t>
       </w:r>
     </w:p>
-    <w:bookmarkEnd w:id="30"/>
-    <w:bookmarkStart w:id="31" w:name="experiencia-regional-e-internacional"/>
+    <w:bookmarkEnd w:id="24"/>
+    <w:bookmarkStart w:id="25" w:name="experiencia-regional-e-internacional"/>
     <w:p>
       <w:pPr>
         <w:pStyle w:val="Heading2"/>
@@ -822,9 +822,9 @@
         <w:t xml:space="preserve">.</w:t>
       </w:r>
     </w:p>
-    <w:bookmarkEnd w:id="31"/>
-    <w:bookmarkEnd w:id="32"/>
-    <w:bookmarkStart w:id="37" w:name="marco-conceptual"/>
+    <w:bookmarkEnd w:id="25"/>
+    <w:bookmarkEnd w:id="26"/>
+    <w:bookmarkStart w:id="31" w:name="marco-conceptual"/>
     <w:p>
       <w:pPr>
         <w:pStyle w:val="Heading1"/>
@@ -833,7 +833,7 @@
         <w:t xml:space="preserve">4. Marco conceptual</w:t>
       </w:r>
     </w:p>
-    <w:bookmarkStart w:id="33" w:name="X306a96369291c7417121440f64a1c7cf155b3ca"/>
+    <w:bookmarkStart w:id="27" w:name="X306a96369291c7417121440f64a1c7cf155b3ca"/>
     <w:p>
       <w:pPr>
         <w:pStyle w:val="Heading2"/>
@@ -868,8 +868,8 @@
         <w:t xml:space="preserve">. Los instrumentos económicos se evalúan por su capacidad de modificar los incentivos de quienes diseñan, producen, importan, consumen y gestionan los productos.</w:t>
       </w:r>
     </w:p>
-    <w:bookmarkEnd w:id="33"/>
-    <w:bookmarkStart w:id="35" w:name="instrumentos-económicos-y-financieros"/>
+    <w:bookmarkEnd w:id="27"/>
+    <w:bookmarkStart w:id="29" w:name="instrumentos-económicos-y-financieros"/>
     <w:p>
       <w:pPr>
         <w:pStyle w:val="Heading2"/>
@@ -937,15 +937,12 @@
       <w:tr>
         <w:tc>
           <w:tcPr/>
-          <w:bookmarkStart w:id="34" w:name="tbl-familias"/>
+          <w:bookmarkStart w:id="28" w:name="tbl-familias"/>
           <w:p>
             <w:pPr>
-              <w:jc w:val="center"/>
-            </w:pPr>
-            <w:pPr>
+              <w:pStyle w:val="ImageCaption"/>
+              <w:spacing w:before="200"/>
               <w:jc w:val="left"/>
-              <w:spacing w:before="200"/>
-              <w:pStyle w:val="ImageCaption"/>
             </w:pPr>
             <w:r>
               <w:t xml:space="preserve">Cuadro 1: Familias de instrumentos del inventario</w:t>
@@ -1962,7 +1959,8 @@
               </w:tc>
             </w:tr>
           </w:tbl>
-          <w:bookmarkEnd w:id="34"/>
+          <w:bookmarkEnd w:id="28"/>
+          <w:p/>
         </w:tc>
       </w:tr>
     </w:tbl>
@@ -1999,8 +1997,8 @@
         <w:t xml:space="preserve">.</w:t>
       </w:r>
     </w:p>
-    <w:bookmarkEnd w:id="35"/>
-    <w:bookmarkStart w:id="36" w:name="responsabilidad-extendida-del-productor"/>
+    <w:bookmarkEnd w:id="29"/>
+    <w:bookmarkStart w:id="30" w:name="responsabilidad-extendida-del-productor"/>
     <w:p>
       <w:pPr>
         <w:pStyle w:val="Heading2"/>
@@ -2044,9 +2042,9 @@
         <w:t xml:space="preserve">. La experiencia revisada indica que los instrumentos pierden eficacia cuando falta control. En un país con una proporción alta de empleo informal y un registro incipiente de importadores, la capacidad de registro y control es un prerrequisito.</w:t>
       </w:r>
     </w:p>
-    <w:bookmarkEnd w:id="36"/>
-    <w:bookmarkEnd w:id="37"/>
-    <w:bookmarkStart w:id="43" w:name="enfoque-general-de-la-consultoría"/>
+    <w:bookmarkEnd w:id="30"/>
+    <w:bookmarkEnd w:id="31"/>
+    <w:bookmarkStart w:id="37" w:name="enfoque-general-de-la-consultoría"/>
     <w:p>
       <w:pPr>
         <w:pStyle w:val="Heading1"/>
@@ -2093,7 +2091,7 @@
       <w:tr>
         <w:tc>
           <w:tcPr/>
-          <w:bookmarkStart w:id="41" w:name="fig-flujo"/>
+          <w:bookmarkStart w:id="35" w:name="fig-flujo"/>
           <w:p>
             <w:pPr>
               <w:pStyle w:val="Compact"/>
@@ -2104,18 +2102,18 @@
                 <wp:inline>
                   <wp:extent cx="6400800" cy="2743200"/>
                   <wp:effectExtent b="0" l="0" r="0" t="0"/>
-                  <wp:docPr descr="" title="" id="39" name="Picture"/>
+                  <wp:docPr descr="" title="" id="33" name="Picture"/>
                   <a:graphic>
                     <a:graphicData uri="http://schemas.openxmlformats.org/drawingml/2006/picture">
                       <pic:pic>
                         <pic:nvPicPr>
-                          <pic:cNvPr descr="index_files/figure-docx/fig-flujo-1.png" id="40" name="Picture"/>
+                          <pic:cNvPr descr="index_files/figure-docx/fig-flujo-1.png" id="34" name="Picture"/>
                           <pic:cNvPicPr>
                             <a:picLocks noChangeArrowheads="1" noChangeAspect="1"/>
                           </pic:cNvPicPr>
                         </pic:nvPicPr>
                         <pic:blipFill>
-                          <a:blip r:embed="rId38"/>
+                          <a:blip r:embed="rId32"/>
                           <a:stretch>
                             <a:fillRect/>
                           </a:stretch>
@@ -2144,18 +2142,15 @@
           </w:p>
           <w:p>
             <w:pPr>
-              <w:jc w:val="center"/>
-            </w:pPr>
-            <w:pPr>
+              <w:pStyle w:val="ImageCaption"/>
+              <w:spacing w:before="200"/>
               <w:jc w:val="left"/>
-              <w:spacing w:before="200"/>
-              <w:pStyle w:val="ImageCaption"/>
             </w:pPr>
             <w:r>
               <w:t xml:space="preserve">Figura 1: Encadenamiento de las actividades de la consultoría</w:t>
             </w:r>
           </w:p>
-          <w:bookmarkEnd w:id="41"/>
+          <w:bookmarkEnd w:id="35"/>
         </w:tc>
       </w:tr>
     </w:tbl>
@@ -2197,15 +2192,12 @@
       <w:tr>
         <w:tc>
           <w:tcPr/>
-          <w:bookmarkStart w:id="42" w:name="tbl-productos"/>
+          <w:bookmarkStart w:id="36" w:name="tbl-productos"/>
           <w:p>
             <w:pPr>
-              <w:jc w:val="center"/>
-            </w:pPr>
-            <w:pPr>
+              <w:pStyle w:val="ImageCaption"/>
+              <w:spacing w:before="200"/>
               <w:jc w:val="left"/>
-              <w:spacing w:before="200"/>
-              <w:pStyle w:val="ImageCaption"/>
             </w:pPr>
             <w:r>
               <w:t xml:space="preserve">Cuadro 2: Productos y contenidos mínimos de los informes</w:t>
@@ -2888,7 +2880,8 @@
               </w:tc>
             </w:tr>
           </w:tbl>
-          <w:bookmarkEnd w:id="42"/>
+          <w:bookmarkEnd w:id="36"/>
+          <w:p/>
         </w:tc>
       </w:tr>
     </w:tbl>
@@ -2912,8 +2905,8 @@
         <w:t xml:space="preserve">Además de los informes, los términos piden una presentación para cada producto y que se entreguen los documentos preliminares y finales en formatos editables (Word o Excel).</w:t>
       </w:r>
     </w:p>
-    <w:bookmarkEnd w:id="43"/>
-    <w:bookmarkStart w:id="53" w:name="X9df18fea0233658580c500e99481ce45bf3845f"/>
+    <w:bookmarkEnd w:id="37"/>
+    <w:bookmarkStart w:id="47" w:name="X9df18fea0233658580c500e99481ce45bf3845f"/>
     <w:p>
       <w:pPr>
         <w:pStyle w:val="Heading1"/>
@@ -2922,7 +2915,7 @@
         <w:t xml:space="preserve">6. Metodología de la Actividad 1: análisis sectorial e instrumentos</w:t>
       </w:r>
     </w:p>
-    <w:bookmarkStart w:id="44" w:name="pregunta-y-producto"/>
+    <w:bookmarkStart w:id="38" w:name="pregunta-y-producto"/>
     <w:p>
       <w:pPr>
         <w:pStyle w:val="Heading2"/>
@@ -2939,8 +2932,8 @@
         <w:t xml:space="preserve">La Actividad 1 responde dónde están las mayores oportunidades y restricciones para la circularidad en la economía panameña y qué instrumentos de política han funcionado en otros países. Su producto es el plan de trabajo, esta metodología, el análisis de los sectores priorizados con sus eslabonamientos, y un inventario de familias de instrumentos.</w:t>
       </w:r>
     </w:p>
-    <w:bookmarkEnd w:id="44"/>
-    <w:bookmarkStart w:id="45" w:name="delimitación-de-los-sectores"/>
+    <w:bookmarkEnd w:id="38"/>
+    <w:bookmarkStart w:id="39" w:name="delimitación-de-los-sectores"/>
     <w:p>
       <w:pPr>
         <w:pStyle w:val="Heading2"/>
@@ -3005,8 +2998,8 @@
         <w:t xml:space="preserve">si el vínculo se deduce del flujo de materiales. La tabla se entrega en formato editable para que MiAMBIENTE y el Ministerio de Comercio e Industrias la validen.</w:t>
       </w:r>
     </w:p>
-    <w:bookmarkEnd w:id="45"/>
-    <w:bookmarkStart w:id="48" w:name="criterios-indicadores-y-fuentes"/>
+    <w:bookmarkEnd w:id="39"/>
+    <w:bookmarkStart w:id="42" w:name="criterios-indicadores-y-fuentes"/>
     <w:p>
       <w:pPr>
         <w:pStyle w:val="Heading2"/>
@@ -3053,15 +3046,12 @@
       <w:tr>
         <w:tc>
           <w:tcPr/>
-          <w:bookmarkStart w:id="46" w:name="tbl-criterios"/>
+          <w:bookmarkStart w:id="40" w:name="tbl-criterios"/>
           <w:p>
             <w:pPr>
-              <w:jc w:val="center"/>
-            </w:pPr>
-            <w:pPr>
+              <w:pStyle w:val="ImageCaption"/>
+              <w:spacing w:before="200"/>
               <w:jc w:val="left"/>
-              <w:spacing w:before="200"/>
-              <w:pStyle w:val="ImageCaption"/>
             </w:pPr>
             <w:r>
               <w:t xml:space="preserve">Cuadro 3: Criterios de evaluación sectorial, indicadores y fuentes</w:t>
@@ -4746,7 +4736,8 @@
               </w:tc>
             </w:tr>
           </w:tbl>
-          <w:bookmarkEnd w:id="46"/>
+          <w:bookmarkEnd w:id="40"/>
+          <w:p/>
         </w:tc>
       </w:tr>
     </w:tbl>
@@ -4794,15 +4785,12 @@
       <w:tr>
         <w:tc>
           <w:tcPr/>
-          <w:bookmarkStart w:id="47" w:name="tbl-calidad"/>
+          <w:bookmarkStart w:id="41" w:name="tbl-calidad"/>
           <w:p>
             <w:pPr>
-              <w:jc w:val="center"/>
-            </w:pPr>
-            <w:pPr>
+              <w:pStyle w:val="ImageCaption"/>
+              <w:spacing w:before="200"/>
               <w:jc w:val="left"/>
-              <w:spacing w:before="200"/>
-              <w:pStyle w:val="ImageCaption"/>
             </w:pPr>
             <w:r>
               <w:t xml:space="preserve">Cuadro 4: Banderas de calidad de los indicadores</w:t>
@@ -5382,7 +5370,8 @@
               </w:tc>
             </w:tr>
           </w:tbl>
-          <w:bookmarkEnd w:id="47"/>
+          <w:bookmarkEnd w:id="41"/>
+          <w:p/>
         </w:tc>
       </w:tr>
     </w:tbl>
@@ -5398,8 +5387,8 @@
         <w:t xml:space="preserve">Fuente: elaboración propia.</w:t>
       </w:r>
     </w:p>
-    <w:bookmarkEnd w:id="48"/>
-    <w:bookmarkStart w:id="49" w:name="eslabonamientos-productivos"/>
+    <w:bookmarkEnd w:id="42"/>
+    <w:bookmarkStart w:id="43" w:name="eslabonamientos-productivos"/>
     <w:p>
       <w:pPr>
         <w:pStyle w:val="Heading2"/>
@@ -5837,8 +5826,8 @@
         <w:t xml:space="preserve">Dos supuestos limitan la interpretación. Los coeficientes técnicos son los de 2018 y se suponen estables; los cálculos de valor agregado y empleo por unidad de producción son de ese año. Además, el enfoque de insumo-producto describe encadenamientos entre actividades; los multiplicadores indican la capacidad de arrastre de un sector, y el efecto de una política requiere un análisis adicional, que se desarrolla en la Actividad 2.</w:t>
       </w:r>
     </w:p>
-    <w:bookmarkEnd w:id="49"/>
-    <w:bookmarkStart w:id="50" w:name="matriz-de-relevancia-sectorial"/>
+    <w:bookmarkEnd w:id="43"/>
+    <w:bookmarkStart w:id="44" w:name="matriz-de-relevancia-sectorial"/>
     <w:p>
       <w:pPr>
         <w:pStyle w:val="Heading2"/>
@@ -5855,8 +5844,8 @@
         <w:t xml:space="preserve">La matriz de relevancia sintetiza una selección de indicadores en puntajes de 1 a 5 según el lugar que ocupa cada sector entre los sectores con dato. Es un ordenamiento relativo. Para evitar que incorpore preferencias implícitas, los pesos iniciales son iguales y se acordarán con la CEPAL y MiAMBIENTE antes de usarla para orientar la selección de instrumentos. La matriz no sustituye el juicio técnico. Su función es hacer explícita y reproducible la comparación, y por eso se acompaña de las banderas de calidad.</w:t>
       </w:r>
     </w:p>
-    <w:bookmarkEnd w:id="50"/>
-    <w:bookmarkStart w:id="52" w:name="inventario-de-instrumentos"/>
+    <w:bookmarkEnd w:id="44"/>
+    <w:bookmarkStart w:id="46" w:name="inventario-de-instrumentos"/>
     <w:p>
       <w:pPr>
         <w:pStyle w:val="Heading2"/>
@@ -5911,15 +5900,12 @@
       <w:tr>
         <w:tc>
           <w:tcPr/>
-          <w:bookmarkStart w:id="51" w:name="tbl-ficha"/>
+          <w:bookmarkStart w:id="45" w:name="tbl-ficha"/>
           <w:p>
             <w:pPr>
-              <w:jc w:val="center"/>
-            </w:pPr>
-            <w:pPr>
+              <w:pStyle w:val="ImageCaption"/>
+              <w:spacing w:before="200"/>
               <w:jc w:val="left"/>
-              <w:spacing w:before="200"/>
-              <w:pStyle w:val="ImageCaption"/>
             </w:pPr>
             <w:r>
               <w:t xml:space="preserve">Cuadro 5: Campos de la ficha normalizada de instrumento</w:t>
@@ -6951,7 +6937,8 @@
               </w:tc>
             </w:tr>
           </w:tbl>
-          <w:bookmarkEnd w:id="51"/>
+          <w:bookmarkEnd w:id="45"/>
+          <w:p/>
         </w:tc>
       </w:tr>
     </w:tbl>
@@ -6975,9 +6962,9 @@
         <w:t xml:space="preserve">La evidencia de cada ficha lleva su nivel de verificación. Lo que no pudo leerse en la fuente se marca como no verificado y se resume en una lista, de modo que el lector distinga lo establecido de lo reportado de segunda mano.</w:t>
       </w:r>
     </w:p>
-    <w:bookmarkEnd w:id="52"/>
-    <w:bookmarkEnd w:id="53"/>
-    <w:bookmarkStart w:id="61" w:name="X89331e2fb77cee217192e09cd12146c58019d6e"/>
+    <w:bookmarkEnd w:id="46"/>
+    <w:bookmarkEnd w:id="47"/>
+    <w:bookmarkStart w:id="55" w:name="X89331e2fb77cee217192e09cd12146c58019d6e"/>
     <w:p>
       <w:pPr>
         <w:pStyle w:val="Heading1"/>
@@ -6986,7 +6973,7 @@
         <w:t xml:space="preserve">7. Metodología de la Actividad 2: factibilidad y capacidades</w:t>
       </w:r>
     </w:p>
-    <w:bookmarkStart w:id="54" w:name="pregunta-y-producto-1"/>
+    <w:bookmarkStart w:id="48" w:name="pregunta-y-producto-1"/>
     <w:p>
       <w:pPr>
         <w:pStyle w:val="Heading2"/>
@@ -7003,8 +6990,8 @@
         <w:t xml:space="preserve">La Actividad 2 responde qué tan implementables y efectivos serían los instrumentos identificados, qué capacidades necesitan las instituciones y qué mecanismos permiten movilizar recursos desde el sistema financiero. Su producto es el segundo informe.</w:t>
       </w:r>
     </w:p>
-    <w:bookmarkEnd w:id="54"/>
-    <w:bookmarkStart w:id="56" w:name="evaluación-de-factibilidad"/>
+    <w:bookmarkEnd w:id="48"/>
+    <w:bookmarkStart w:id="50" w:name="evaluación-de-factibilidad"/>
     <w:p>
       <w:pPr>
         <w:pStyle w:val="Heading2"/>
@@ -7048,15 +7035,12 @@
       <w:tr>
         <w:tc>
           <w:tcPr/>
-          <w:bookmarkStart w:id="55" w:name="tbl-factibilidad"/>
+          <w:bookmarkStart w:id="49" w:name="tbl-factibilidad"/>
           <w:p>
             <w:pPr>
-              <w:jc w:val="center"/>
-            </w:pPr>
-            <w:pPr>
+              <w:pStyle w:val="ImageCaption"/>
+              <w:spacing w:before="200"/>
               <w:jc w:val="left"/>
-              <w:spacing w:before="200"/>
-              <w:pStyle w:val="ImageCaption"/>
             </w:pPr>
             <w:r>
               <w:t xml:space="preserve">Cuadro 6: Criterios del filtro de factibilidad</w:t>
@@ -7975,7 +7959,8 @@
               </w:tc>
             </w:tr>
           </w:tbl>
-          <w:bookmarkEnd w:id="55"/>
+          <w:bookmarkEnd w:id="49"/>
+          <w:p/>
         </w:tc>
       </w:tr>
     </w:tbl>
@@ -7991,8 +7976,8 @@
         <w:t xml:space="preserve">Fuente: elaboración propia.</w:t>
       </w:r>
     </w:p>
-    <w:bookmarkEnd w:id="56"/>
-    <w:bookmarkStart w:id="57" w:name="análisis-de-efectos-por-sector"/>
+    <w:bookmarkEnd w:id="50"/>
+    <w:bookmarkStart w:id="51" w:name="análisis-de-efectos-por-sector"/>
     <w:p>
       <w:pPr>
         <w:pStyle w:val="Heading2"/>
@@ -8026,8 +8011,8 @@
         <w:t xml:space="preserve">Toda estimación se acompaña de una nota sobre la disponibilidad y el grado de confianza de los datos. Cuando la cuantificación no es defendible, se usa un análisis cualitativo con criterios y escalas explícitas, como permiten los Términos de Referencia.</w:t>
       </w:r>
     </w:p>
-    <w:bookmarkEnd w:id="57"/>
-    <w:bookmarkStart w:id="59" w:name="capacidades-institucionales"/>
+    <w:bookmarkEnd w:id="51"/>
+    <w:bookmarkStart w:id="53" w:name="capacidades-institucionales"/>
     <w:p>
       <w:pPr>
         <w:pStyle w:val="Heading2"/>
@@ -8071,15 +8056,12 @@
       <w:tr>
         <w:tc>
           <w:tcPr/>
-          <w:bookmarkStart w:id="58" w:name="tbl-capacidades"/>
+          <w:bookmarkStart w:id="52" w:name="tbl-capacidades"/>
           <w:p>
             <w:pPr>
-              <w:jc w:val="center"/>
-            </w:pPr>
-            <w:pPr>
+              <w:pStyle w:val="ImageCaption"/>
+              <w:spacing w:before="200"/>
               <w:jc w:val="left"/>
-              <w:spacing w:before="200"/>
-              <w:pStyle w:val="ImageCaption"/>
             </w:pPr>
             <w:r>
               <w:t xml:space="preserve">Cuadro 7: Funciones evaluadas en el análisis de capacidades institucionales</w:t>
@@ -8885,7 +8867,8 @@
               </w:tc>
             </w:tr>
           </w:tbl>
-          <w:bookmarkEnd w:id="58"/>
+          <w:bookmarkEnd w:id="52"/>
+          <w:p/>
         </w:tc>
       </w:tr>
     </w:tbl>
@@ -8901,8 +8884,8 @@
         <w:t xml:space="preserve">Fuente: elaboración propia.</w:t>
       </w:r>
     </w:p>
-    <w:bookmarkEnd w:id="59"/>
-    <w:bookmarkStart w:id="60" w:name="análisis-del-sistema-financiero"/>
+    <w:bookmarkEnd w:id="53"/>
+    <w:bookmarkStart w:id="54" w:name="análisis-del-sistema-financiero"/>
     <w:p>
       <w:pPr>
         <w:pStyle w:val="Heading2"/>
@@ -8940,9 +8923,9 @@
         <w:t xml:space="preserve">. El aporte diferenciado es cerrar la brecha entre lo que la taxonomía define como elegible y la demanda real de proyectos circulares financiables.</w:t>
       </w:r>
     </w:p>
-    <w:bookmarkEnd w:id="60"/>
-    <w:bookmarkEnd w:id="61"/>
-    <w:bookmarkStart w:id="62" w:name="X400ac7d34e5c8d1bb0e2d8c345760bdd51cb73f"/>
+    <w:bookmarkEnd w:id="54"/>
+    <w:bookmarkEnd w:id="55"/>
+    <w:bookmarkStart w:id="56" w:name="X400ac7d34e5c8d1bb0e2d8c345760bdd51cb73f"/>
     <w:p>
       <w:pPr>
         <w:pStyle w:val="Heading1"/>
@@ -9050,8 +9033,8 @@
         <w:t xml:space="preserve">, para que sirvan al seguimiento de la ley y de los instrumentos que se desarrollen en su marco.</w:t>
       </w:r>
     </w:p>
-    <w:bookmarkEnd w:id="62"/>
-    <w:bookmarkStart w:id="67" w:name="estrategia-de-datos-y-control-de-calidad"/>
+    <w:bookmarkEnd w:id="56"/>
+    <w:bookmarkStart w:id="61" w:name="estrategia-de-datos-y-control-de-calidad"/>
     <w:p>
       <w:pPr>
         <w:pStyle w:val="Heading1"/>
@@ -9060,7 +9043,7 @@
         <w:t xml:space="preserve">9. Estrategia de datos y control de calidad</w:t>
       </w:r>
     </w:p>
-    <w:bookmarkStart w:id="63" w:name="principios"/>
+    <w:bookmarkStart w:id="57" w:name="principios"/>
     <w:p>
       <w:pPr>
         <w:pStyle w:val="Heading2"/>
@@ -9077,8 +9060,8 @@
         <w:t xml:space="preserve">La estrategia de datos sigue un orden de preferencia: primero información oficial nacional, luego fuentes internacionales comparables y por último proxies o evidencia cualitativa cuando hay vacíos. Toda cifra utilizada proviene de una base de datos construida por la consultoría, y cada base tiene una memoria de cálculo pública que documenta los pasos en código, de modo que pueden auditarse y reproducirse. Las memorias cubren la equivalencia de sectores, las cuentas por actividad, el empleo, los eslabonamientos, las emisiones, los recursos y residuos, la inversión y la estructura empresarial, y la base integrada.</w:t>
       </w:r>
     </w:p>
-    <w:bookmarkEnd w:id="63"/>
-    <w:bookmarkStart w:id="64" w:name="registro-de-brechas"/>
+    <w:bookmarkEnd w:id="57"/>
+    <w:bookmarkStart w:id="58" w:name="registro-de-brechas"/>
     <w:p>
       <w:pPr>
         <w:pStyle w:val="Heading2"/>
@@ -9095,8 +9078,8 @@
         <w:t xml:space="preserve">La consultoría mantiene un registro de vacíos de información y de las decisiones que se tomaron para suplirlos. Las brechas más relevantes son la ausencia de formación bruta de capital por actividad, de cuotas de mercado, de datos sobre recicladores de base y de series anuales de residuos. Cada brecha se traduce en una solicitud de información por las vías formales, con la contraparte, y en un tratamiento alternativo documentado. La coordinación con la consultoría de sistema de información e indicadores del programa evita duplicar solicitudes.</w:t>
       </w:r>
     </w:p>
-    <w:bookmarkEnd w:id="64"/>
-    <w:bookmarkStart w:id="65" w:name="reproducibilidad"/>
+    <w:bookmarkEnd w:id="58"/>
+    <w:bookmarkStart w:id="59" w:name="reproducibilidad"/>
     <w:p>
       <w:pPr>
         <w:pStyle w:val="Heading2"/>
@@ -9113,8 +9096,8 @@
         <w:t xml:space="preserve">Los cálculos se hacen en un solo lenguaje de programación (R) y con rutas relativas al proyecto, de modo que quien tenga los datos de origen puede regenerar las bases. El código se versiona y las bases de resultados se exportan en formatos abiertos y editables. La bibliografía de cada documento se arma a partir de una bibliografía maestra con las fuentes verificadas.</w:t>
       </w:r>
     </w:p>
-    <w:bookmarkEnd w:id="65"/>
-    <w:bookmarkStart w:id="66" w:name="X8c49f04d0b51d6c1fb8c41cdc27788e2b3bf87c"/>
+    <w:bookmarkEnd w:id="59"/>
+    <w:bookmarkStart w:id="60" w:name="X8c49f04d0b51d6c1fb8c41cdc27788e2b3bf87c"/>
     <w:p>
       <w:pPr>
         <w:pStyle w:val="Heading2"/>
@@ -9131,9 +9114,9 @@
         <w:t xml:space="preserve">La evidencia sobre instrumentos proviene de leyes, informes técnicos de instituciones y estudios de acceso abierto. Cada dato lleva su fuente y página. Lo que no se pudo leer en el original, por ejemplo cuando un sitio bloqueó la descarga, se marca como no verificado y no se usa como base de recomendaciones.</w:t>
       </w:r>
     </w:p>
-    <w:bookmarkEnd w:id="66"/>
-    <w:bookmarkEnd w:id="67"/>
-    <w:bookmarkStart w:id="69" w:name="participación-de-actores"/>
+    <w:bookmarkEnd w:id="60"/>
+    <w:bookmarkEnd w:id="61"/>
+    <w:bookmarkStart w:id="63" w:name="participación-de-actores"/>
     <w:p>
       <w:pPr>
         <w:pStyle w:val="Heading1"/>
@@ -9180,15 +9163,12 @@
       <w:tr>
         <w:tc>
           <w:tcPr/>
-          <w:bookmarkStart w:id="68" w:name="tbl-actores"/>
+          <w:bookmarkStart w:id="62" w:name="tbl-actores"/>
           <w:p>
             <w:pPr>
-              <w:jc w:val="center"/>
-            </w:pPr>
-            <w:pPr>
+              <w:pStyle w:val="ImageCaption"/>
+              <w:spacing w:before="200"/>
               <w:jc w:val="left"/>
-              <w:spacing w:before="200"/>
-              <w:pStyle w:val="ImageCaption"/>
             </w:pPr>
             <w:r>
               <w:t xml:space="preserve">Cuadro 8: Grupos de actores y mecanismos de consulta</w:t>
@@ -10038,7 +10018,8 @@
               </w:tc>
             </w:tr>
           </w:tbl>
-          <w:bookmarkEnd w:id="68"/>
+          <w:bookmarkEnd w:id="62"/>
+          <w:p/>
         </w:tc>
       </w:tr>
     </w:tbl>
@@ -10062,8 +10043,8 @@
         <w:t xml:space="preserve">La mesa técnica de validación, que los Términos de Referencia exigen con participación del sector público, privado, académico y de la sociedad civil, presenta la propuesta de la Actividad 3. Sus aportes se sistematizan en un documento que registra qué se recibió, qué se incorporó y por qué se descartó lo demás.</w:t>
       </w:r>
     </w:p>
-    <w:bookmarkEnd w:id="69"/>
-    <w:bookmarkStart w:id="70" w:name="limitaciones-del-enfoque"/>
+    <w:bookmarkEnd w:id="63"/>
+    <w:bookmarkStart w:id="64" w:name="limitaciones-del-enfoque"/>
     <w:p>
       <w:pPr>
         <w:pStyle w:val="Heading1"/>
@@ -10182,8 +10163,8 @@
         <w:t xml:space="preserve">El análisis cuantitativo usa un modelo de precios con traslado completo, que es una aproximación. No incluye cambios de comportamiento de los consumidores ni de los productores.</w:t>
       </w:r>
     </w:p>
-    <w:bookmarkEnd w:id="70"/>
-    <w:bookmarkStart w:id="72" w:name="glosario-de-siglas"/>
+    <w:bookmarkEnd w:id="64"/>
+    <w:bookmarkStart w:id="66" w:name="glosario-de-siglas"/>
     <w:p>
       <w:pPr>
         <w:pStyle w:val="Heading1"/>
@@ -10205,15 +10186,12 @@
       <w:tr>
         <w:tc>
           <w:tcPr/>
-          <w:bookmarkStart w:id="71" w:name="tbl-siglas"/>
+          <w:bookmarkStart w:id="65" w:name="tbl-siglas"/>
           <w:p>
             <w:pPr>
-              <w:jc w:val="center"/>
-            </w:pPr>
-            <w:pPr>
+              <w:pStyle w:val="ImageCaption"/>
+              <w:spacing w:before="200"/>
               <w:jc w:val="left"/>
-              <w:spacing w:before="200"/>
-              <w:pStyle w:val="ImageCaption"/>
             </w:pPr>
             <w:r>
               <w:t xml:space="preserve">Cuadro 9: Glosario de siglas</w:t>
@@ -11584,12 +11562,13 @@
               </w:tc>
             </w:tr>
           </w:tbl>
-          <w:bookmarkEnd w:id="71"/>
+          <w:bookmarkEnd w:id="65"/>
+          <w:p/>
         </w:tc>
       </w:tr>
     </w:tbl>
-    <w:bookmarkEnd w:id="72"/>
-    <w:bookmarkStart w:id="110" w:name="referencias"/>
+    <w:bookmarkEnd w:id="66"/>
+    <w:bookmarkStart w:id="104" w:name="referencias"/>
     <w:p>
       <w:pPr>
         <w:pStyle w:val="Heading1"/>
@@ -11598,8 +11577,8 @@
         <w:t xml:space="preserve">Referencias</w:t>
       </w:r>
     </w:p>
-    <w:bookmarkStart w:id="109" w:name="refs"/>
-    <w:bookmarkStart w:id="74" w:name="ref-eea2023EconomicInstruments"/>
+    <w:bookmarkStart w:id="103" w:name="refs"/>
+    <w:bookmarkStart w:id="68" w:name="ref-eea2023EconomicInstruments"/>
     <w:p>
       <w:pPr>
         <w:pStyle w:val="Bibliography"/>
@@ -11626,7 +11605,7 @@
       <w:r>
         <w:t xml:space="preserve"> </w:t>
       </w:r>
-      <w:hyperlink r:id="rId73">
+      <w:hyperlink r:id="rId67">
         <w:r>
           <w:rPr>
             <w:rStyle w:val="Hyperlink"/>
@@ -11635,8 +11614,8 @@
         </w:r>
       </w:hyperlink>
     </w:p>
-    <w:bookmarkEnd w:id="74"/>
-    <w:bookmarkStart w:id="76" w:name="ref-panama2018Ley33"/>
+    <w:bookmarkEnd w:id="68"/>
+    <w:bookmarkStart w:id="70" w:name="ref-panama2018Ley33"/>
     <w:p>
       <w:pPr>
         <w:pStyle w:val="Bibliography"/>
@@ -11660,7 +11639,7 @@
       <w:r>
         <w:t xml:space="preserve"> </w:t>
       </w:r>
-      <w:hyperlink r:id="rId75">
+      <w:hyperlink r:id="rId69">
         <w:r>
           <w:rPr>
             <w:rStyle w:val="Hyperlink"/>
@@ -11669,8 +11648,8 @@
         </w:r>
       </w:hyperlink>
     </w:p>
-    <w:bookmarkEnd w:id="76"/>
-    <w:bookmarkStart w:id="78" w:name="ref-panama2020Ley187"/>
+    <w:bookmarkEnd w:id="70"/>
+    <w:bookmarkStart w:id="72" w:name="ref-panama2020Ley187"/>
     <w:p>
       <w:pPr>
         <w:pStyle w:val="Bibliography"/>
@@ -11694,7 +11673,7 @@
       <w:r>
         <w:t xml:space="preserve"> </w:t>
       </w:r>
-      <w:hyperlink r:id="rId77">
+      <w:hyperlink r:id="rId71">
         <w:r>
           <w:rPr>
             <w:rStyle w:val="Hyperlink"/>
@@ -11703,8 +11682,8 @@
         </w:r>
       </w:hyperlink>
     </w:p>
-    <w:bookmarkEnd w:id="78"/>
-    <w:bookmarkStart w:id="80" w:name="ref-panama2025Ley502"/>
+    <w:bookmarkEnd w:id="72"/>
+    <w:bookmarkStart w:id="74" w:name="ref-panama2025Ley502"/>
     <w:p>
       <w:pPr>
         <w:pStyle w:val="Bibliography"/>
@@ -11728,7 +11707,7 @@
       <w:r>
         <w:t xml:space="preserve"> </w:t>
       </w:r>
-      <w:hyperlink r:id="rId79">
+      <w:hyperlink r:id="rId73">
         <w:r>
           <w:rPr>
             <w:rStyle w:val="Hyperlink"/>
@@ -11737,8 +11716,8 @@
         </w:r>
       </w:hyperlink>
     </w:p>
-    <w:bookmarkEnd w:id="80"/>
-    <w:bookmarkStart w:id="82" w:name="ref-aaud2017PNGIR"/>
+    <w:bookmarkEnd w:id="74"/>
+    <w:bookmarkStart w:id="76" w:name="ref-aaud2017PNGIR"/>
     <w:p>
       <w:pPr>
         <w:pStyle w:val="Bibliography"/>
@@ -11762,7 +11741,7 @@
       <w:r>
         <w:t xml:space="preserve"> </w:t>
       </w:r>
-      <w:hyperlink r:id="rId81">
+      <w:hyperlink r:id="rId75">
         <w:r>
           <w:rPr>
             <w:rStyle w:val="Hyperlink"/>
@@ -11771,8 +11750,8 @@
         </w:r>
       </w:hyperlink>
     </w:p>
-    <w:bookmarkEnd w:id="82"/>
-    <w:bookmarkStart w:id="83" w:name="ref-giz2026InstrumentosFinancieros"/>
+    <w:bookmarkEnd w:id="76"/>
+    <w:bookmarkStart w:id="77" w:name="ref-giz2026InstrumentosFinancieros"/>
     <w:p>
       <w:pPr>
         <w:pStyle w:val="Bibliography"/>
@@ -11826,8 +11805,8 @@
         <w:t xml:space="preserve">cnico CEPAL, 21 de agosto de 2026.</w:t>
       </w:r>
     </w:p>
-    <w:bookmarkEnd w:id="83"/>
-    <w:bookmarkStart w:id="85" w:name="ref-inec2024mip"/>
+    <w:bookmarkEnd w:id="77"/>
+    <w:bookmarkStart w:id="79" w:name="ref-inec2024mip"/>
     <w:p>
       <w:pPr>
         <w:pStyle w:val="Bibliography"/>
@@ -11851,7 +11830,7 @@
       <w:r>
         <w:t xml:space="preserve"> </w:t>
       </w:r>
-      <w:hyperlink r:id="rId84">
+      <w:hyperlink r:id="rId78">
         <w:r>
           <w:rPr>
             <w:rStyle w:val="Hyperlink"/>
@@ -11860,8 +11839,8 @@
         </w:r>
       </w:hyperlink>
     </w:p>
-    <w:bookmarkEnd w:id="85"/>
-    <w:bookmarkStart w:id="86" w:name="ref-inec2026cou"/>
+    <w:bookmarkEnd w:id="79"/>
+    <w:bookmarkStart w:id="80" w:name="ref-inec2026cou"/>
     <w:p>
       <w:pPr>
         <w:pStyle w:val="Bibliography"/>
@@ -11885,7 +11864,7 @@
       <w:r>
         <w:t xml:space="preserve"> </w:t>
       </w:r>
-      <w:hyperlink r:id="rId84">
+      <w:hyperlink r:id="rId78">
         <w:r>
           <w:rPr>
             <w:rStyle w:val="Hyperlink"/>
@@ -11894,8 +11873,8 @@
         </w:r>
       </w:hyperlink>
     </w:p>
-    <w:bookmarkEnd w:id="86"/>
-    <w:bookmarkStart w:id="88" w:name="ref-millerblair2022"/>
+    <w:bookmarkEnd w:id="80"/>
+    <w:bookmarkStart w:id="82" w:name="ref-millerblair2022"/>
     <w:p>
       <w:pPr>
         <w:pStyle w:val="Bibliography"/>
@@ -11922,7 +11901,7 @@
       <w:r>
         <w:t xml:space="preserve"> </w:t>
       </w:r>
-      <w:hyperlink r:id="rId87">
+      <w:hyperlink r:id="rId81">
         <w:r>
           <w:rPr>
             <w:rStyle w:val="Hyperlink"/>
@@ -11931,8 +11910,8 @@
         </w:r>
       </w:hyperlink>
     </w:p>
-    <w:bookmarkEnd w:id="88"/>
-    <w:bookmarkStart w:id="90" w:name="ref-miambiente2024HojaRutaEC"/>
+    <w:bookmarkEnd w:id="82"/>
+    <w:bookmarkStart w:id="84" w:name="ref-miambiente2024HojaRutaEC"/>
     <w:p>
       <w:pPr>
         <w:pStyle w:val="Bibliography"/>
@@ -11956,7 +11935,7 @@
       <w:r>
         <w:t xml:space="preserve"> </w:t>
       </w:r>
-      <w:hyperlink r:id="rId89">
+      <w:hyperlink r:id="rId83">
         <w:r>
           <w:rPr>
             <w:rStyle w:val="Hyperlink"/>
@@ -11965,8 +11944,8 @@
         </w:r>
       </w:hyperlink>
     </w:p>
-    <w:bookmarkEnd w:id="90"/>
-    <w:bookmarkStart w:id="92" w:name="ref-minambienteCo2018Res1407"/>
+    <w:bookmarkEnd w:id="84"/>
+    <w:bookmarkStart w:id="86" w:name="ref-minambienteCo2018Res1407"/>
     <w:p>
       <w:pPr>
         <w:pStyle w:val="Bibliography"/>
@@ -11990,7 +11969,7 @@
       <w:r>
         <w:t xml:space="preserve"> </w:t>
       </w:r>
-      <w:hyperlink r:id="rId91">
+      <w:hyperlink r:id="rId85">
         <w:r>
           <w:rPr>
             <w:rStyle w:val="Hyperlink"/>
@@ -11999,8 +11978,8 @@
         </w:r>
       </w:hyperlink>
     </w:p>
-    <w:bookmarkEnd w:id="92"/>
-    <w:bookmarkStart w:id="94" w:name="ref-mef2024MarcoFinanciamientoSostenible"/>
+    <w:bookmarkEnd w:id="86"/>
+    <w:bookmarkStart w:id="88" w:name="ref-mef2024MarcoFinanciamientoSostenible"/>
     <w:p>
       <w:pPr>
         <w:pStyle w:val="Bibliography"/>
@@ -12052,7 +12031,7 @@
       <w:r>
         <w:t xml:space="preserve"> </w:t>
       </w:r>
-      <w:hyperlink r:id="rId93">
+      <w:hyperlink r:id="rId87">
         <w:r>
           <w:rPr>
             <w:rStyle w:val="Hyperlink"/>
@@ -12061,8 +12040,8 @@
         </w:r>
       </w:hyperlink>
     </w:p>
-    <w:bookmarkEnd w:id="94"/>
-    <w:bookmarkStart w:id="96" w:name="ref-chile2016Ley20920"/>
+    <w:bookmarkEnd w:id="88"/>
+    <w:bookmarkStart w:id="90" w:name="ref-chile2016Ley20920"/>
     <w:p>
       <w:pPr>
         <w:pStyle w:val="Bibliography"/>
@@ -12086,7 +12065,7 @@
       <w:r>
         <w:t xml:space="preserve"> </w:t>
       </w:r>
-      <w:hyperlink r:id="rId95">
+      <w:hyperlink r:id="rId89">
         <w:r>
           <w:rPr>
             <w:rStyle w:val="Hyperlink"/>
@@ -12095,8 +12074,8 @@
         </w:r>
       </w:hyperlink>
     </w:p>
-    <w:bookmarkEnd w:id="96"/>
-    <w:bookmarkStart w:id="98" w:name="ref-mmaChile2020DS12Envases"/>
+    <w:bookmarkEnd w:id="90"/>
+    <w:bookmarkStart w:id="92" w:name="ref-mmaChile2020DS12Envases"/>
     <w:p>
       <w:pPr>
         <w:pStyle w:val="Bibliography"/>
@@ -12120,7 +12099,7 @@
       <w:r>
         <w:t xml:space="preserve"> </w:t>
       </w:r>
-      <w:hyperlink r:id="rId97">
+      <w:hyperlink r:id="rId91">
         <w:r>
           <w:rPr>
             <w:rStyle w:val="Hyperlink"/>
@@ -12129,8 +12108,8 @@
         </w:r>
       </w:hyperlink>
     </w:p>
-    <w:bookmarkEnd w:id="98"/>
-    <w:bookmarkStart w:id="100" w:name="ref-ocde2016EPR"/>
+    <w:bookmarkEnd w:id="92"/>
+    <w:bookmarkStart w:id="94" w:name="ref-ocde2016EPR"/>
     <w:p>
       <w:pPr>
         <w:pStyle w:val="Bibliography"/>
@@ -12154,7 +12133,7 @@
       <w:r>
         <w:t xml:space="preserve"> </w:t>
       </w:r>
-      <w:hyperlink r:id="rId99">
+      <w:hyperlink r:id="rId93">
         <w:r>
           <w:rPr>
             <w:rStyle w:val="Hyperlink"/>
@@ -12163,8 +12142,8 @@
         </w:r>
       </w:hyperlink>
     </w:p>
-    <w:bookmarkEnd w:id="100"/>
-    <w:bookmarkStart w:id="102" w:name="ref-ue2018Directiva851"/>
+    <w:bookmarkEnd w:id="94"/>
+    <w:bookmarkStart w:id="96" w:name="ref-ue2018Directiva851"/>
     <w:p>
       <w:pPr>
         <w:pStyle w:val="Bibliography"/>
@@ -12188,7 +12167,7 @@
       <w:r>
         <w:t xml:space="preserve"> </w:t>
       </w:r>
-      <w:hyperlink r:id="rId101">
+      <w:hyperlink r:id="rId95">
         <w:r>
           <w:rPr>
             <w:rStyle w:val="Hyperlink"/>
@@ -12197,8 +12176,8 @@
         </w:r>
       </w:hyperlink>
     </w:p>
-    <w:bookmarkEnd w:id="102"/>
-    <w:bookmarkStart w:id="104" w:name="ref-peru2016DL1278"/>
+    <w:bookmarkEnd w:id="96"/>
+    <w:bookmarkStart w:id="98" w:name="ref-peru2016DL1278"/>
     <w:p>
       <w:pPr>
         <w:pStyle w:val="Bibliography"/>
@@ -12222,7 +12201,7 @@
       <w:r>
         <w:t xml:space="preserve"> </w:t>
       </w:r>
-      <w:hyperlink r:id="rId103">
+      <w:hyperlink r:id="rId97">
         <w:r>
           <w:rPr>
             <w:rStyle w:val="Hyperlink"/>
@@ -12231,8 +12210,8 @@
         </w:r>
       </w:hyperlink>
     </w:p>
-    <w:bookmarkEnd w:id="104"/>
-    <w:bookmarkStart w:id="106" w:name="ref-cepal2022HojasRuta"/>
+    <w:bookmarkEnd w:id="98"/>
+    <w:bookmarkStart w:id="100" w:name="ref-cepal2022HojasRuta"/>
     <w:p>
       <w:pPr>
         <w:pStyle w:val="Bibliography"/>
@@ -12305,7 +12284,7 @@
       <w:r>
         <w:t xml:space="preserve"> </w:t>
       </w:r>
-      <w:hyperlink r:id="rId105">
+      <w:hyperlink r:id="rId99">
         <w:r>
           <w:rPr>
             <w:rStyle w:val="Hyperlink"/>
@@ -12314,8 +12293,8 @@
         </w:r>
       </w:hyperlink>
     </w:p>
-    <w:bookmarkEnd w:id="106"/>
-    <w:bookmarkStart w:id="108" w:name="ref-sbp2024TaxonomiaPanama"/>
+    <w:bookmarkEnd w:id="100"/>
+    <w:bookmarkStart w:id="102" w:name="ref-sbp2024TaxonomiaPanama"/>
     <w:p>
       <w:pPr>
         <w:pStyle w:val="Bibliography"/>
@@ -12342,7 +12321,7 @@
       <w:r>
         <w:t xml:space="preserve"> </w:t>
       </w:r>
-      <w:hyperlink r:id="rId107">
+      <w:hyperlink r:id="rId101">
         <w:r>
           <w:rPr>
             <w:rStyle w:val="Hyperlink"/>
@@ -12351,9 +12330,9 @@
         </w:r>
       </w:hyperlink>
     </w:p>
-    <w:bookmarkEnd w:id="108"/>
-    <w:bookmarkEnd w:id="109"/>
-    <w:bookmarkEnd w:id="110"/>
+    <w:bookmarkEnd w:id="102"/>
+    <w:bookmarkEnd w:id="103"/>
+    <w:bookmarkEnd w:id="104"/>
     <w:sectPr>
       <w:footnotePr>
         <w:numRestart w:val="eachSect"/>
@@ -12369,53 +12348,6 @@
 
 <file path=word/comments.xml><?xml version="1.0" encoding="utf-8"?>
 <w:comments xmlns:w="http://schemas.openxmlformats.org/wordprocessingml/2006/main" xmlns:m="http://schemas.openxmlformats.org/officeDocument/2006/math" xmlns:r="http://schemas.openxmlformats.org/officeDocument/2006/relationships" xmlns:o="urn:schemas-microsoft-com:office:office" xmlns:v="urn:schemas-microsoft-com:vml" xmlns:w10="urn:schemas-microsoft-com:office:word" xmlns:a="http://schemas.openxmlformats.org/drawingml/2006/main" xmlns:pic="http://schemas.openxmlformats.org/drawingml/2006/picture" xmlns:wp="http://schemas.openxmlformats.org/drawingml/2006/wordprocessingDrawing"/>
-</file>
-
-<file path=word/footer1.xml><?xml version="1.0" encoding="utf-8"?>
-<w:ftr xmlns:wpc="http://schemas.microsoft.com/office/word/2010/wordprocessingCanvas" xmlns:cx="http://schemas.microsoft.com/office/drawing/2014/chartex" xmlns:cx1="http://schemas.microsoft.com/office/drawing/2015/9/8/chartex" xmlns:cx2="http://schemas.microsoft.com/office/drawing/2015/10/21/chartex" xmlns:cx3="http://schemas.microsoft.com/office/drawing/2016/5/9/chartex" xmlns:cx4="http://schemas.microsoft.com/office/drawing/2016/5/10/chartex" xmlns:cx5="http://schemas.microsoft.com/office/drawing/2016/5/11/chartex" xmlns:cx6="http://schemas.microsoft.com/office/drawing/2016/5/12/chartex" xmlns:cx7="http://schemas.microsoft.com/office/drawing/2016/5/13/chartex" xmlns:cx8="http://schemas.microsoft.com/office/drawing/2016/5/14/chartex" xmlns:mc="http://schemas.openxmlformats.org/markup-compatibility/2006" xmlns:m="http://schemas.openxmlformats.org/officeDocument/2006/math" xmlns:aink="http://schemas.microsoft.com/office/drawing/2016/ink" xmlns:am3d="http://schemas.microsoft.com/office/drawing/2017/model3d" xmlns:oel="http://schemas.microsoft.com/office/2019/extlst" xmlns:r="http://schemas.openxmlformats.org/officeDocument/2006/relationships" xmlns:wp14="http://schemas.microsoft.com/office/word/2010/wordprocessingDrawing" xmlns:wp="http://schemas.openxmlformats.org/drawingml/2006/wordprocessingDrawing" xmlns:wpg="http://schemas.microsoft.com/office/word/2010/wordprocessingGroup" xmlns:wpi="http://schemas.microsoft.com/office/word/2010/wordprocessingInk" xmlns:wps="http://schemas.microsoft.com/office/word/2010/wordprocessingShape" xmlns:o="urn:schemas-microsoft-com:office:office" xmlns:v="urn:schemas-microsoft-com:vml" xmlns:w10="urn:schemas-microsoft-com:office:word" xmlns:w="http://schemas.openxmlformats.org/wordprocessingml/2006/main" xmlns:w14="http://schemas.microsoft.com/office/word/2010/wordml" xmlns:w15="http://schemas.microsoft.com/office/word/2012/wordml" xmlns:w16cex="http://schemas.microsoft.com/office/word/2018/wordml/cex" xmlns:w16cid="http://schemas.microsoft.com/office/word/2016/wordml/cid" xmlns:w16="http://schemas.microsoft.com/office/word/2018/wordml" xmlns:w16sdtdh="http://schemas.microsoft.com/office/word/2020/wordml/sdtdatahash" xmlns:w16sdtfl="http://schemas.microsoft.com/office/word/2024/wordml/sdtformatlock" xmlns:w16se="http://schemas.microsoft.com/office/word/2015/wordml/symex" xmlns:w16du="http://schemas.microsoft.com/office/word/2023/wordml/word16du" xmlns:wne="http://schemas.microsoft.com/office/word/2006/wordml" mc:Ignorable="w14 w15 w16se w16cid w16 w16cex w16sdtdh w16sdtfl w16du wp14">
-  <w:p>
-    <w:pPr>
-      <w:pStyle w:val="Footer"/>
-    </w:pPr>
-    <w:r>
-      <w:tab/>
-    </w:r>
-  </w:p>
-</w:ftr>
-</file>
-
-<file path=word/footer2.xml><?xml version="1.0" encoding="utf-8"?>
-<w:ftr xmlns:wpc="http://schemas.microsoft.com/office/word/2010/wordprocessingCanvas" xmlns:cx="http://schemas.microsoft.com/office/drawing/2014/chartex" xmlns:cx1="http://schemas.microsoft.com/office/drawing/2015/9/8/chartex" xmlns:cx2="http://schemas.microsoft.com/office/drawing/2015/10/21/chartex" xmlns:cx3="http://schemas.microsoft.com/office/drawing/2016/5/9/chartex" xmlns:cx4="http://schemas.microsoft.com/office/drawing/2016/5/10/chartex" xmlns:cx5="http://schemas.microsoft.com/office/drawing/2016/5/11/chartex" xmlns:cx6="http://schemas.microsoft.com/office/drawing/2016/5/12/chartex" xmlns:cx7="http://schemas.microsoft.com/office/drawing/2016/5/13/chartex" xmlns:cx8="http://schemas.microsoft.com/office/drawing/2016/5/14/chartex" xmlns:mc="http://schemas.openxmlformats.org/markup-compatibility/2006" xmlns:m="http://schemas.openxmlformats.org/officeDocument/2006/math" xmlns:aink="http://schemas.microsoft.com/office/drawing/2016/ink" xmlns:am3d="http://schemas.microsoft.com/office/drawing/2017/model3d" xmlns:oel="http://schemas.microsoft.com/office/2019/extlst" xmlns:r="http://schemas.openxmlformats.org/officeDocument/2006/relationships" xmlns:wp14="http://schemas.microsoft.com/office/word/2010/wordprocessingDrawing" xmlns:wp="http://schemas.openxmlformats.org/drawingml/2006/wordprocessingDrawing" xmlns:wpg="http://schemas.microsoft.com/office/word/2010/wordprocessingGroup" xmlns:wpi="http://schemas.microsoft.com/office/word/2010/wordprocessingInk" xmlns:wps="http://schemas.microsoft.com/office/word/2010/wordprocessingShape" xmlns:o="urn:schemas-microsoft-com:office:office" xmlns:v="urn:schemas-microsoft-com:vml" xmlns:w10="urn:schemas-microsoft-com:office:word" xmlns:w="http://schemas.openxmlformats.org/wordprocessingml/2006/main" xmlns:w14="http://schemas.microsoft.com/office/word/2010/wordml" xmlns:w15="http://schemas.microsoft.com/office/word/2012/wordml" xmlns:w16cex="http://schemas.microsoft.com/office/word/2018/wordml/cex" xmlns:w16cid="http://schemas.microsoft.com/office/word/2016/wordml/cid" xmlns:w16="http://schemas.microsoft.com/office/word/2018/wordml" xmlns:w16sdtdh="http://schemas.microsoft.com/office/word/2020/wordml/sdtdatahash" xmlns:w16sdtfl="http://schemas.microsoft.com/office/word/2024/wordml/sdtformatlock" xmlns:w16se="http://schemas.microsoft.com/office/word/2015/wordml/symex" xmlns:w16du="http://schemas.microsoft.com/office/word/2023/wordml/word16du" xmlns:wne="http://schemas.microsoft.com/office/word/2006/wordml" mc:Ignorable="w14 w15 w16se w16cid w16 w16cex w16sdtdh w16sdtfl w16du wp14">
-  <w:p>
-    <w:pPr>
-      <w:pStyle w:val="Footer"/>
-    </w:pPr>
-    <w:r>
-      <w:tab/>
-    </w:r>
-    <w:r>
-      <w:fldChar w:fldCharType="begin"/>
-    </w:r>
-    <w:r>
-      <w:instrText xml:space="preserve"> PAGE   \* MERGEFORMAT </w:instrText>
-    </w:r>
-    <w:r>
-      <w:fldChar w:fldCharType="separate"/>
-    </w:r>
-    <w:r>
-      <w:rPr>
-        <w:noProof/>
-      </w:rPr>
-      <w:t>1</w:t>
-    </w:r>
-    <w:r>
-      <w:rPr>
-        <w:noProof/>
-      </w:rPr>
-      <w:fldChar w:fldCharType="end"/>
-    </w:r>
-  </w:p>
-</w:ftr>
 </file>
 
 <file path=word/footnotes.xml><?xml version="1.0" encoding="utf-8"?>
@@ -13041,6 +12973,120 @@
   </w:num>
   <w:num w16cid:durableId="832255705" w:numId="6">
     <w:abstractNumId w:val="1"/>
+  </w:num>
+  <w:num w16cid:durableId="287669022" w:numId="7">
+    <w:abstractNumId w:val="0"/>
+  </w:num>
+  <w:num w16cid:durableId="1362054540" w:numId="8">
+    <w:abstractNumId w:val="1"/>
+  </w:num>
+  <w:num w16cid:durableId="1189248273" w:numId="9">
+    <w:abstractNumId w:val="1"/>
+  </w:num>
+  <w:num w16cid:durableId="1110010449" w:numId="10">
+    <w:abstractNumId w:val="1"/>
+  </w:num>
+  <w:num w16cid:durableId="203490885" w:numId="11">
+    <w:abstractNumId w:val="2"/>
+    <w:lvlOverride w:ilvl="0">
+      <w:startOverride w:val="1"/>
+    </w:lvlOverride>
+    <w:lvlOverride w:ilvl="1">
+      <w:startOverride w:val="1"/>
+    </w:lvlOverride>
+    <w:lvlOverride w:ilvl="2">
+      <w:startOverride w:val="1"/>
+    </w:lvlOverride>
+    <w:lvlOverride w:ilvl="3">
+      <w:startOverride w:val="1"/>
+    </w:lvlOverride>
+    <w:lvlOverride w:ilvl="4">
+      <w:startOverride w:val="1"/>
+    </w:lvlOverride>
+    <w:lvlOverride w:ilvl="5">
+      <w:startOverride w:val="1"/>
+    </w:lvlOverride>
+    <w:lvlOverride w:ilvl="6">
+      <w:startOverride w:val="1"/>
+    </w:lvlOverride>
+    <w:lvlOverride w:ilvl="7">
+      <w:startOverride w:val="1"/>
+    </w:lvlOverride>
+    <w:lvlOverride w:ilvl="8">
+      <w:startOverride w:val="1"/>
+    </w:lvlOverride>
+  </w:num>
+  <w:num w16cid:durableId="1859468683" w:numId="12">
+    <w:abstractNumId w:val="1"/>
+  </w:num>
+  <w:num w16cid:durableId="706416526" w:numId="13">
+    <w:abstractNumId w:val="1"/>
+  </w:num>
+  <w:num w16cid:durableId="831220456" w:numId="14">
+    <w:abstractNumId w:val="2"/>
+    <w:lvlOverride w:ilvl="0">
+      <w:startOverride w:val="1"/>
+    </w:lvlOverride>
+    <w:lvlOverride w:ilvl="1">
+      <w:startOverride w:val="1"/>
+    </w:lvlOverride>
+    <w:lvlOverride w:ilvl="2">
+      <w:startOverride w:val="1"/>
+    </w:lvlOverride>
+    <w:lvlOverride w:ilvl="3">
+      <w:startOverride w:val="1"/>
+    </w:lvlOverride>
+    <w:lvlOverride w:ilvl="4">
+      <w:startOverride w:val="1"/>
+    </w:lvlOverride>
+    <w:lvlOverride w:ilvl="5">
+      <w:startOverride w:val="1"/>
+    </w:lvlOverride>
+    <w:lvlOverride w:ilvl="6">
+      <w:startOverride w:val="1"/>
+    </w:lvlOverride>
+    <w:lvlOverride w:ilvl="7">
+      <w:startOverride w:val="1"/>
+    </w:lvlOverride>
+    <w:lvlOverride w:ilvl="8">
+      <w:startOverride w:val="1"/>
+    </w:lvlOverride>
+  </w:num>
+  <w:num w16cid:durableId="2049523525" w:numId="15">
+    <w:abstractNumId w:val="1"/>
+  </w:num>
+  <w:num w16cid:durableId="632906725" w:numId="16">
+    <w:abstractNumId w:val="1"/>
+  </w:num>
+  <w:num w16cid:durableId="2144274063" w:numId="17">
+    <w:abstractNumId w:val="2"/>
+    <w:lvlOverride w:ilvl="0">
+      <w:startOverride w:val="1"/>
+    </w:lvlOverride>
+    <w:lvlOverride w:ilvl="1">
+      <w:startOverride w:val="1"/>
+    </w:lvlOverride>
+    <w:lvlOverride w:ilvl="2">
+      <w:startOverride w:val="1"/>
+    </w:lvlOverride>
+    <w:lvlOverride w:ilvl="3">
+      <w:startOverride w:val="1"/>
+    </w:lvlOverride>
+    <w:lvlOverride w:ilvl="4">
+      <w:startOverride w:val="1"/>
+    </w:lvlOverride>
+    <w:lvlOverride w:ilvl="5">
+      <w:startOverride w:val="1"/>
+    </w:lvlOverride>
+    <w:lvlOverride w:ilvl="6">
+      <w:startOverride w:val="1"/>
+    </w:lvlOverride>
+    <w:lvlOverride w:ilvl="7">
+      <w:startOverride w:val="1"/>
+    </w:lvlOverride>
+    <w:lvlOverride w:ilvl="8">
+      <w:startOverride w:val="1"/>
+    </w:lvlOverride>
   </w:num>
   <w:num w:numId="1000">
     <w:abstractNumId w:val="990"/>
@@ -13396,10 +13442,11 @@
     <w:link w:val="Heading1Char"/>
     <w:uiPriority w:val="9"/>
     <w:qFormat/>
-    <w:rsid w:val="0003144B"/>
+    <w:rsid w:val="000D1637"/>
     <w:pPr>
       <w:keepNext/>
       <w:keepLines/>
+      <w:pageBreakBefore/>
       <w:spacing w:after="240"/>
       <w:outlineLvl w:val="0"/>
     </w:pPr>
@@ -13779,7 +13826,7 @@
     <w:basedOn w:val="DefaultParagraphFont"/>
     <w:link w:val="Heading1"/>
     <w:uiPriority w:val="9"/>
-    <w:rsid w:val="0003144B"/>
+    <w:rsid w:val="000D1637"/>
     <w:rPr>
       <w:rFonts w:asciiTheme="majorHAnsi" w:cstheme="majorBidi" w:eastAsiaTheme="majorEastAsia" w:hAnsiTheme="majorHAnsi"/>
       <w:color w:themeColor="accent1" w:themeShade="BF" w:val="0F4761"/>
@@ -14454,6 +14501,58 @@
       <w:u w:val="single"/>
     </w:rPr>
   </w:style>
+  <w:style w:styleId="CommentReference" w:type="character">
+    <w:name w:val="annotation reference"/>
+    <w:basedOn w:val="DefaultParagraphFont"/>
+    <w:rsid w:val="00C47987"/>
+    <w:rPr>
+      <w:sz w:val="16"/>
+      <w:szCs w:val="16"/>
+    </w:rPr>
+  </w:style>
+  <w:style w:styleId="CommentText" w:type="paragraph">
+    <w:name w:val="annotation text"/>
+    <w:basedOn w:val="Normal"/>
+    <w:link w:val="CommentTextChar"/>
+    <w:rsid w:val="00C47987"/>
+    <w:rPr>
+      <w:sz w:val="20"/>
+      <w:szCs w:val="20"/>
+    </w:rPr>
+  </w:style>
+  <w:style w:customStyle="1" w:styleId="CommentTextChar" w:type="character">
+    <w:name w:val="Comment Text Char"/>
+    <w:basedOn w:val="DefaultParagraphFont"/>
+    <w:link w:val="CommentText"/>
+    <w:rsid w:val="00C47987"/>
+    <w:rPr>
+      <w:sz w:val="20"/>
+      <w:szCs w:val="20"/>
+    </w:rPr>
+  </w:style>
+  <w:style w:styleId="CommentSubject" w:type="paragraph">
+    <w:name w:val="annotation subject"/>
+    <w:basedOn w:val="CommentText"/>
+    <w:next w:val="CommentText"/>
+    <w:link w:val="CommentSubjectChar"/>
+    <w:rsid w:val="00C47987"/>
+    <w:rPr>
+      <w:b/>
+      <w:bCs/>
+    </w:rPr>
+  </w:style>
+  <w:style w:customStyle="1" w:styleId="CommentSubjectChar" w:type="character">
+    <w:name w:val="Comment Subject Char"/>
+    <w:basedOn w:val="CommentTextChar"/>
+    <w:link w:val="CommentSubject"/>
+    <w:rsid w:val="00C47987"/>
+    <w:rPr>
+      <w:b/>
+      <w:bCs/>
+      <w:sz w:val="20"/>
+      <w:szCs w:val="20"/>
+    </w:rPr>
+  </w:style>
 </w:styles>
 </file>
 
